--- a/downloads/documents/04 Units/Unit 03 - Human Development and Relationships - Growing Up, Getting Along/Lesson 03.08 - Stress Management Toolkit.docx
+++ b/downloads/documents/04 Units/Unit 03 - Human Development and Relationships - Growing Up, Getting Along/Lesson 03.08 - Stress Management Toolkit.docx
@@ -364,7 +364,7 @@
         <w:t xml:space="preserve">Vocabulary 03.md</w:t>
       </w:r>
       <w:r>
-        <w:t xml:space="preserve">) for Turkish, Portuguese, and Spanish.</w:t>
+        <w:t xml:space="preserve">) for Spanish.</w:t>
       </w:r>
     </w:p>
     <w:p>
@@ -1126,7 +1126,7 @@
         <w:pStyle w:val="Compact"/>
       </w:pPr>
       <w:r>
-        <w:t xml:space="preserve">ELL: each tool slide has the steps as numbered pictures (lungs and a square for breathing; footprints for the walk; a pencil and a pile for the dump; a note for music; two faces for talking; a bed and a plate for basics); the counts for breathing are shown on the screen, not only spoken; word bank on the handout for breathe, walk, write, music, talk, sleep, and food in Turkish, Portuguese, and Spanish; a student may do the talking tool in their first language with a partner who shares it.</w:t>
+        <w:t xml:space="preserve">ELL: each tool slide has the steps as numbered pictures (lungs and a square for breathing; footprints for the walk; a pencil and a pile for the dump; a note for music; two faces for talking; a bed and a plate for basics); the counts for breathing are shown on the screen, not only spoken; word bank on the handout for breathe, walk, write, music, talk, sleep, and food in Spanish; a student may do the talking tool in their first language with a partner who shares it.</w:t>
       </w:r>
     </w:p>
     <w:p>

--- a/downloads/documents/04 Units/Unit 03 - Human Development and Relationships - Growing Up, Getting Along/Lesson 03.08 - Stress Management Toolkit.docx
+++ b/downloads/documents/04 Units/Unit 03 - Human Development and Relationships - Growing Up, Getting Along/Lesson 03.08 - Stress Management Toolkit.docx
@@ -1162,7 +1162,7 @@
         <w:pStyle w:val="Compact"/>
       </w:pPr>
       <w:r>
-        <w:t xml:space="preserve">Grade 8 stretch: Part 3 on the handout: pick one tool and write the steps as a three-line card a younger student could follow, then one sentence on which tool would work in a job (the Investor Challenge crisis day from Lesson 2.17 is a good example of stress at work).</w:t>
+        <w:t xml:space="preserve">Grade 8 stretch: the stretch lines on the handout: pick one tool and write the steps as a three-line card a younger student could follow, then one sentence on which tool would work in a job (the Investor Challenge crisis day from Lesson 2.17 is a good example of stress at work).</w:t>
       </w:r>
     </w:p>
     <w:p>
